--- a/React Notes.docx
+++ b/React Notes.docx
@@ -3888,7 +3888,7 @@
       </w:pPr>
       <w:r>
         <w:pict w14:anchorId="38FDD290">
-          <v:rect id="_x0000_i1100" style="width:0;height:1.5pt" o:hralign="center" o:hrstd="t" o:hr="t" fillcolor="#a0a0a0" stroked="f"/>
+          <v:rect id="_x0000_i1028" style="width:0;height:1.5pt" o:hralign="center" o:hrstd="t" o:hr="t" fillcolor="#a0a0a0" stroked="f"/>
         </w:pict>
       </w:r>
     </w:p>
@@ -3988,7 +3988,7 @@
       </w:pPr>
       <w:r>
         <w:pict w14:anchorId="7C83BB4C">
-          <v:rect id="_x0000_i1101" style="width:0;height:1.5pt" o:hralign="center" o:hrstd="t" o:hr="t" fillcolor="#a0a0a0" stroked="f"/>
+          <v:rect id="_x0000_i1029" style="width:0;height:1.5pt" o:hralign="center" o:hrstd="t" o:hr="t" fillcolor="#a0a0a0" stroked="f"/>
         </w:pict>
       </w:r>
     </w:p>
@@ -4060,7 +4060,7 @@
       </w:pPr>
       <w:r>
         <w:pict w14:anchorId="64B55369">
-          <v:rect id="_x0000_i1102" style="width:0;height:1.5pt" o:hralign="center" o:hrstd="t" o:hr="t" fillcolor="#a0a0a0" stroked="f"/>
+          <v:rect id="_x0000_i1030" style="width:0;height:1.5pt" o:hralign="center" o:hrstd="t" o:hr="t" fillcolor="#a0a0a0" stroked="f"/>
         </w:pict>
       </w:r>
     </w:p>
@@ -4179,6 +4179,9 @@
         <w:spacing w:after="0"/>
       </w:pPr>
       <w:r>
+        <w:rPr>
+          <w:noProof/>
+        </w:rPr>
         <w:drawing>
           <wp:anchor distT="0" distB="0" distL="114300" distR="114300" simplePos="0" relativeHeight="251686912" behindDoc="0" locked="0" layoutInCell="1" allowOverlap="1" wp14:anchorId="7D4A8062" wp14:editId="1E7E8673">
             <wp:simplePos x="0" y="0"/>
@@ -4335,7 +4338,7 @@
       </w:pPr>
       <w:r>
         <w:pict w14:anchorId="3825EFE3">
-          <v:rect id="_x0000_i1127" style="width:0;height:1.5pt" o:hralign="center" o:hrstd="t" o:hr="t" fillcolor="#a0a0a0" stroked="f"/>
+          <v:rect id="_x0000_i1031" style="width:0;height:1.5pt" o:hralign="center" o:hrstd="t" o:hr="t" fillcolor="#a0a0a0" stroked="f"/>
         </w:pict>
       </w:r>
     </w:p>
@@ -4421,7 +4424,7 @@
       </w:pPr>
       <w:r>
         <w:pict w14:anchorId="2270B7C0">
-          <v:rect id="_x0000_i1128" style="width:0;height:1.5pt" o:hralign="center" o:hrstd="t" o:hr="t" fillcolor="#a0a0a0" stroked="f"/>
+          <v:rect id="_x0000_i1032" style="width:0;height:1.5pt" o:hralign="center" o:hrstd="t" o:hr="t" fillcolor="#a0a0a0" stroked="f"/>
         </w:pict>
       </w:r>
     </w:p>
@@ -4493,7 +4496,7 @@
       </w:pPr>
       <w:r>
         <w:pict w14:anchorId="594603E2">
-          <v:rect id="_x0000_i1129" style="width:0;height:1.5pt" o:hralign="center" o:hrstd="t" o:hr="t" fillcolor="#a0a0a0" stroked="f"/>
+          <v:rect id="_x0000_i1033" style="width:0;height:1.5pt" o:hralign="center" o:hrstd="t" o:hr="t" fillcolor="#a0a0a0" stroked="f"/>
         </w:pict>
       </w:r>
     </w:p>
@@ -4579,7 +4582,7 @@
       </w:pPr>
       <w:r>
         <w:pict w14:anchorId="6E0FEBB6">
-          <v:rect id="_x0000_i1130" style="width:0;height:1.5pt" o:hralign="center" o:hrstd="t" o:hr="t" fillcolor="#a0a0a0" stroked="f"/>
+          <v:rect id="_x0000_i1034" style="width:0;height:1.5pt" o:hralign="center" o:hrstd="t" o:hr="t" fillcolor="#a0a0a0" stroked="f"/>
         </w:pict>
       </w:r>
     </w:p>
@@ -4604,6 +4607,9 @@
         <w:spacing w:after="0"/>
       </w:pPr>
       <w:r>
+        <w:rPr>
+          <w:noProof/>
+        </w:rPr>
         <w:drawing>
           <wp:anchor distT="0" distB="0" distL="114300" distR="114300" simplePos="0" relativeHeight="251688960" behindDoc="0" locked="0" layoutInCell="1" allowOverlap="1" wp14:anchorId="4526F55B" wp14:editId="029F9009">
             <wp:simplePos x="0" y="0"/>
@@ -4712,7 +4718,7 @@
       </w:pPr>
       <w:r>
         <w:pict w14:anchorId="70117967">
-          <v:rect id="_x0000_i1165" style="width:0;height:1.5pt" o:hralign="center" o:hrstd="t" o:hr="t" fillcolor="#a0a0a0" stroked="f"/>
+          <v:rect id="_x0000_i1035" style="width:0;height:1.5pt" o:hralign="center" o:hrstd="t" o:hr="t" fillcolor="#a0a0a0" stroked="f"/>
         </w:pict>
       </w:r>
     </w:p>
@@ -4786,7 +4792,7 @@
       </w:pPr>
       <w:r>
         <w:pict w14:anchorId="696B5BED">
-          <v:rect id="_x0000_i1166" style="width:0;height:1.5pt" o:hralign="center" o:hrstd="t" o:hr="t" fillcolor="#a0a0a0" stroked="f"/>
+          <v:rect id="_x0000_i1036" style="width:0;height:1.5pt" o:hralign="center" o:hrstd="t" o:hr="t" fillcolor="#a0a0a0" stroked="f"/>
         </w:pict>
       </w:r>
     </w:p>
@@ -5268,7 +5274,7 @@
       </w:pPr>
       <w:r>
         <w:pict w14:anchorId="56B28882">
-          <v:rect id="_x0000_i1167" style="width:0;height:1.5pt" o:hralign="center" o:hrstd="t" o:hr="t" fillcolor="#a0a0a0" stroked="f"/>
+          <v:rect id="_x0000_i1037" style="width:0;height:1.5pt" o:hralign="center" o:hrstd="t" o:hr="t" fillcolor="#a0a0a0" stroked="f"/>
         </w:pict>
       </w:r>
     </w:p>
@@ -5394,7 +5400,7 @@
       </w:pPr>
       <w:r>
         <w:pict w14:anchorId="1A2BD545">
-          <v:rect id="_x0000_i1168" style="width:0;height:1.5pt" o:hralign="center" o:hrstd="t" o:hr="t" fillcolor="#a0a0a0" stroked="f"/>
+          <v:rect id="_x0000_i1038" style="width:0;height:1.5pt" o:hralign="center" o:hrstd="t" o:hr="t" fillcolor="#a0a0a0" stroked="f"/>
         </w:pict>
       </w:r>
     </w:p>
@@ -5504,7 +5510,7 @@
       </w:pPr>
       <w:r>
         <w:pict w14:anchorId="1EA17D14">
-          <v:rect id="_x0000_i1169" style="width:0;height:1.5pt" o:hralign="center" o:hrstd="t" o:hr="t" fillcolor="#a0a0a0" stroked="f"/>
+          <v:rect id="_x0000_i1039" style="width:0;height:1.5pt" o:hralign="center" o:hrstd="t" o:hr="t" fillcolor="#a0a0a0" stroked="f"/>
         </w:pict>
       </w:r>
     </w:p>
@@ -6603,7 +6609,6 @@
                               </w:rPr>
                               <w:t xml:space="preserve"> </w:t>
                             </w:r>
-                            <w:proofErr w:type="spellStart"/>
                             <w:r>
                               <w:rPr>
                                 <w:rStyle w:val="nx"/>
@@ -6615,7 +6620,6 @@
                               </w:rPr>
                               <w:t>MyComponent</w:t>
                             </w:r>
-                            <w:proofErr w:type="spellEnd"/>
                             <w:r>
                               <w:rPr>
                                 <w:rStyle w:val="w"/>
@@ -6845,7 +6849,6 @@
                               </w:rPr>
                               <w:t xml:space="preserve"> </w:t>
                             </w:r>
-                            <w:proofErr w:type="spellStart"/>
                             <w:r>
                               <w:rPr>
                                 <w:rStyle w:val="nx"/>
@@ -6857,7 +6860,6 @@
                               </w:rPr>
                               <w:t>MyComponent</w:t>
                             </w:r>
-                            <w:proofErr w:type="spellEnd"/>
                             <w:r>
                               <w:rPr>
                                 <w:rStyle w:val="o"/>
@@ -6985,7 +6987,6 @@
                               </w:rPr>
                               <w:t xml:space="preserve"> </w:t>
                             </w:r>
-                            <w:proofErr w:type="spellStart"/>
                             <w:r>
                               <w:rPr>
                                 <w:rStyle w:val="nx"/>
@@ -6997,7 +6998,6 @@
                               </w:rPr>
                               <w:t>MyComponent</w:t>
                             </w:r>
-                            <w:proofErr w:type="spellEnd"/>
                             <w:r>
                               <w:rPr>
                                 <w:rStyle w:val="p"/>
@@ -7873,7 +7873,6 @@
                               </w:rPr>
                               <w:t xml:space="preserve"> </w:t>
                             </w:r>
-                            <w:proofErr w:type="spellStart"/>
                             <w:r>
                               <w:rPr>
                                 <w:rFonts w:ascii="Consolas" w:eastAsia="Times New Roman" w:hAnsi="Consolas" w:cs="Courier New"/>
@@ -7886,7 +7885,6 @@
                               </w:rPr>
                               <w:t>MyComponent</w:t>
                             </w:r>
-                            <w:proofErr w:type="spellEnd"/>
                             <w:r>
                               <w:rPr>
                                 <w:rFonts w:ascii="Consolas" w:eastAsia="Times New Roman" w:hAnsi="Consolas" w:cs="Courier New"/>
@@ -7939,35 +7937,7 @@
                                 <w:bdr w:val="none" w:sz="0" w:space="0" w:color="auto" w:frame="1"/>
                                 <w14:ligatures w14:val="none"/>
                               </w:rPr>
-                              <w:t>"./components/</w:t>
-                            </w:r>
-                            <w:proofErr w:type="spellStart"/>
-                            <w:r>
-                              <w:rPr>
-                                <w:rFonts w:ascii="Consolas" w:eastAsia="Times New Roman" w:hAnsi="Consolas" w:cs="Courier New"/>
-                                <w:color w:val="BA2121"/>
-                                <w:spacing w:val="2"/>
-                                <w:kern w:val="0"/>
-                                <w:sz w:val="21"/>
-                                <w:szCs w:val="21"/>
-                                <w:bdr w:val="none" w:sz="0" w:space="0" w:color="auto" w:frame="1"/>
-                                <w14:ligatures w14:val="none"/>
-                              </w:rPr>
-                              <w:t>MyComponent</w:t>
-                            </w:r>
-                            <w:proofErr w:type="spellEnd"/>
-                            <w:r>
-                              <w:rPr>
-                                <w:rFonts w:ascii="Consolas" w:eastAsia="Times New Roman" w:hAnsi="Consolas" w:cs="Courier New"/>
-                                <w:color w:val="BA2121"/>
-                                <w:spacing w:val="2"/>
-                                <w:kern w:val="0"/>
-                                <w:sz w:val="21"/>
-                                <w:szCs w:val="21"/>
-                                <w:bdr w:val="none" w:sz="0" w:space="0" w:color="auto" w:frame="1"/>
-                                <w14:ligatures w14:val="none"/>
-                              </w:rPr>
-                              <w:t>"</w:t>
+                              <w:t>"./components/MyComponent"</w:t>
                             </w:r>
                             <w:r>
                               <w:rPr>
@@ -8420,7 +8390,6 @@
                               </w:rPr>
                               <w:t>&lt;</w:t>
                             </w:r>
-                            <w:proofErr w:type="spellStart"/>
                             <w:r>
                               <w:rPr>
                                 <w:rFonts w:ascii="Consolas" w:eastAsia="Times New Roman" w:hAnsi="Consolas" w:cs="Courier New"/>
@@ -8433,7 +8402,6 @@
                               </w:rPr>
                               <w:t>MyComponent</w:t>
                             </w:r>
-                            <w:proofErr w:type="spellEnd"/>
                             <w:r>
                               <w:rPr>
                                 <w:rFonts w:ascii="Consolas" w:eastAsia="Times New Roman" w:hAnsi="Consolas" w:cs="Courier New"/>
@@ -10382,7 +10350,6 @@
                               </w:rPr>
                               <w:t xml:space="preserve"> </w:t>
                             </w:r>
-                            <w:proofErr w:type="spellStart"/>
                             <w:r>
                               <w:rPr>
                                 <w:rStyle w:val="nx"/>
@@ -10394,7 +10361,6 @@
                               </w:rPr>
                               <w:t>MyComponent</w:t>
                             </w:r>
-                            <w:proofErr w:type="spellEnd"/>
                             <w:r>
                               <w:rPr>
                                 <w:rStyle w:val="w"/>
@@ -10624,7 +10590,6 @@
                               </w:rPr>
                               <w:t xml:space="preserve"> </w:t>
                             </w:r>
-                            <w:proofErr w:type="spellStart"/>
                             <w:r>
                               <w:rPr>
                                 <w:rStyle w:val="nx"/>
@@ -10636,7 +10601,6 @@
                               </w:rPr>
                               <w:t>MyComponent</w:t>
                             </w:r>
-                            <w:proofErr w:type="spellEnd"/>
                             <w:r>
                               <w:rPr>
                                 <w:rStyle w:val="o"/>
@@ -10764,7 +10728,6 @@
                               </w:rPr>
                               <w:t xml:space="preserve"> </w:t>
                             </w:r>
-                            <w:proofErr w:type="spellStart"/>
                             <w:r>
                               <w:rPr>
                                 <w:rStyle w:val="nx"/>
@@ -10776,7 +10739,6 @@
                               </w:rPr>
                               <w:t>AnotherComponent</w:t>
                             </w:r>
-                            <w:proofErr w:type="spellEnd"/>
                             <w:r>
                               <w:rPr>
                                 <w:rStyle w:val="w"/>
@@ -11006,7 +10968,6 @@
                               </w:rPr>
                               <w:t xml:space="preserve"> </w:t>
                             </w:r>
-                            <w:proofErr w:type="spellStart"/>
                             <w:r>
                               <w:rPr>
                                 <w:rStyle w:val="nx"/>
@@ -11018,7 +10979,6 @@
                               </w:rPr>
                               <w:t>AnotherComponent</w:t>
                             </w:r>
-                            <w:proofErr w:type="spellEnd"/>
                             <w:r>
                               <w:rPr>
                                 <w:rStyle w:val="o"/>
@@ -11967,7 +11927,6 @@
                               </w:rPr>
                               <w:t xml:space="preserve"> </w:t>
                             </w:r>
-                            <w:proofErr w:type="spellStart"/>
                             <w:r>
                               <w:rPr>
                                 <w:rStyle w:val="nx"/>
@@ -11979,7 +11938,6 @@
                               </w:rPr>
                               <w:t>MyComponent</w:t>
                             </w:r>
-                            <w:proofErr w:type="spellEnd"/>
                             <w:r>
                               <w:rPr>
                                 <w:rStyle w:val="p"/>
@@ -12003,7 +11961,6 @@
                               </w:rPr>
                               <w:t xml:space="preserve"> </w:t>
                             </w:r>
-                            <w:proofErr w:type="spellStart"/>
                             <w:r>
                               <w:rPr>
                                 <w:rStyle w:val="nx"/>
@@ -12015,7 +11972,6 @@
                               </w:rPr>
                               <w:t>AnotherComponent</w:t>
                             </w:r>
-                            <w:proofErr w:type="spellEnd"/>
                             <w:r>
                               <w:rPr>
                                 <w:rStyle w:val="w"/>
@@ -12420,7 +12376,6 @@
                               </w:rPr>
                               <w:t>&lt;</w:t>
                             </w:r>
-                            <w:proofErr w:type="spellStart"/>
                             <w:r>
                               <w:rPr>
                                 <w:rStyle w:val="nx"/>
@@ -12432,7 +12387,6 @@
                               </w:rPr>
                               <w:t>MyComponent</w:t>
                             </w:r>
-                            <w:proofErr w:type="spellEnd"/>
                             <w:r>
                               <w:rPr>
                                 <w:rStyle w:val="w"/>
@@ -12495,7 +12449,6 @@
                               </w:rPr>
                               <w:t>&lt;</w:t>
                             </w:r>
-                            <w:proofErr w:type="spellStart"/>
                             <w:r>
                               <w:rPr>
                                 <w:rStyle w:val="nx"/>
@@ -12507,7 +12460,6 @@
                               </w:rPr>
                               <w:t>AnotherComponent</w:t>
                             </w:r>
-                            <w:proofErr w:type="spellEnd"/>
                             <w:r>
                               <w:rPr>
                                 <w:rStyle w:val="w"/>
@@ -14484,7 +14436,7 @@
           <w:bCs/>
         </w:rPr>
         <w:pict w14:anchorId="54B60F1B">
-          <v:rect id="_x0000_i1028" style="width:0;height:1.5pt" o:hralign="center" o:hrstd="t" o:hr="t" fillcolor="#a0a0a0" stroked="f"/>
+          <v:rect id="_x0000_i1040" style="width:0;height:1.5pt" o:hralign="center" o:hrstd="t" o:hr="t" fillcolor="#a0a0a0" stroked="f"/>
         </w:pict>
       </w:r>
     </w:p>
@@ -15999,7 +15951,7 @@
           <w:bCs/>
         </w:rPr>
         <w:pict w14:anchorId="4019BDB8">
-          <v:rect id="_x0000_i1029" style="width:0;height:1.5pt" o:hralign="center" o:hrstd="t" o:hr="t" fillcolor="#a0a0a0" stroked="f"/>
+          <v:rect id="_x0000_i1041" style="width:0;height:1.5pt" o:hralign="center" o:hrstd="t" o:hr="t" fillcolor="#a0a0a0" stroked="f"/>
         </w:pict>
       </w:r>
     </w:p>
@@ -16312,7 +16264,7 @@
           <w:bCs/>
         </w:rPr>
         <w:pict w14:anchorId="368FFFA8">
-          <v:rect id="_x0000_i1030" style="width:0;height:1.5pt" o:hralign="center" o:hrstd="t" o:hr="t" fillcolor="#a0a0a0" stroked="f"/>
+          <v:rect id="_x0000_i1042" style="width:0;height:1.5pt" o:hralign="center" o:hrstd="t" o:hr="t" fillcolor="#a0a0a0" stroked="f"/>
         </w:pict>
       </w:r>
     </w:p>
@@ -17037,7 +16989,7 @@
           <w:bCs/>
         </w:rPr>
         <w:pict w14:anchorId="4D4F9244">
-          <v:rect id="_x0000_i1031" style="width:0;height:1.5pt" o:hralign="center" o:hrstd="t" o:hr="t" fillcolor="#a0a0a0" stroked="f"/>
+          <v:rect id="_x0000_i1043" style="width:0;height:1.5pt" o:hralign="center" o:hrstd="t" o:hr="t" fillcolor="#a0a0a0" stroked="f"/>
         </w:pict>
       </w:r>
     </w:p>
@@ -17148,7 +17100,7 @@
           <w:rFonts w:cstheme="minorHAnsi"/>
         </w:rPr>
         <w:pict w14:anchorId="00AB2A6D">
-          <v:rect id="_x0000_i1032" style="width:0;height:1.5pt" o:hralign="center" o:hrstd="t" o:hr="t" fillcolor="#a0a0a0" stroked="f"/>
+          <v:rect id="_x0000_i1044" style="width:0;height:1.5pt" o:hralign="center" o:hrstd="t" o:hr="t" fillcolor="#a0a0a0" stroked="f"/>
         </w:pict>
       </w:r>
     </w:p>
@@ -17852,7 +17804,7 @@
           <w:rFonts w:cstheme="minorHAnsi"/>
         </w:rPr>
         <w:pict w14:anchorId="17E11768">
-          <v:rect id="_x0000_i1033" style="width:0;height:1.5pt" o:hralign="center" o:hrstd="t" o:hr="t" fillcolor="#a0a0a0" stroked="f"/>
+          <v:rect id="_x0000_i1045" style="width:0;height:1.5pt" o:hralign="center" o:hrstd="t" o:hr="t" fillcolor="#a0a0a0" stroked="f"/>
         </w:pict>
       </w:r>
     </w:p>
@@ -18401,7 +18353,7 @@
           <w:rFonts w:cstheme="minorHAnsi"/>
         </w:rPr>
         <w:pict w14:anchorId="314BA635">
-          <v:rect id="_x0000_i1034" style="width:0;height:1.5pt" o:hralign="center" o:hrstd="t" o:hr="t" fillcolor="#a0a0a0" stroked="f"/>
+          <v:rect id="_x0000_i1046" style="width:0;height:1.5pt" o:hralign="center" o:hrstd="t" o:hr="t" fillcolor="#a0a0a0" stroked="f"/>
         </w:pict>
       </w:r>
     </w:p>
@@ -18511,7 +18463,7 @@
           <w:rFonts w:cstheme="minorHAnsi"/>
         </w:rPr>
         <w:pict w14:anchorId="3E340649">
-          <v:rect id="_x0000_i1035" style="width:0;height:1.5pt" o:hralign="center" o:hrstd="t" o:hr="t" fillcolor="#a0a0a0" stroked="f"/>
+          <v:rect id="_x0000_i1047" style="width:0;height:1.5pt" o:hralign="center" o:hrstd="t" o:hr="t" fillcolor="#a0a0a0" stroked="f"/>
         </w:pict>
       </w:r>
     </w:p>
@@ -18768,7 +18720,7 @@
           <w:rFonts w:cstheme="minorHAnsi"/>
         </w:rPr>
         <w:pict w14:anchorId="6CE1FFD9">
-          <v:rect id="_x0000_i1036" style="width:0;height:1.5pt" o:hralign="center" o:hrstd="t" o:hr="t" fillcolor="#a0a0a0" stroked="f"/>
+          <v:rect id="_x0000_i1048" style="width:0;height:1.5pt" o:hralign="center" o:hrstd="t" o:hr="t" fillcolor="#a0a0a0" stroked="f"/>
         </w:pict>
       </w:r>
     </w:p>
@@ -19212,7 +19164,7 @@
           <w:rFonts w:cstheme="minorHAnsi"/>
         </w:rPr>
         <w:pict w14:anchorId="3521262A">
-          <v:rect id="_x0000_i1037" style="width:0;height:1.5pt" o:hralign="center" o:hrstd="t" o:hr="t" fillcolor="#a0a0a0" stroked="f"/>
+          <v:rect id="_x0000_i1049" style="width:0;height:1.5pt" o:hralign="center" o:hrstd="t" o:hr="t" fillcolor="#a0a0a0" stroked="f"/>
         </w:pict>
       </w:r>
     </w:p>
@@ -19467,7 +19419,7 @@
           <w:rFonts w:cstheme="minorHAnsi"/>
         </w:rPr>
         <w:pict w14:anchorId="53C1D653">
-          <v:rect id="_x0000_i1038" style="width:0;height:1.5pt" o:hralign="center" o:hrstd="t" o:hr="t" fillcolor="#a0a0a0" stroked="f"/>
+          <v:rect id="_x0000_i1050" style="width:0;height:1.5pt" o:hralign="center" o:hrstd="t" o:hr="t" fillcolor="#a0a0a0" stroked="f"/>
         </w:pict>
       </w:r>
     </w:p>
@@ -19552,7 +19504,21 @@
         <w:rPr>
           <w:rFonts w:cstheme="minorHAnsi"/>
         </w:rPr>
-        <w:t xml:space="preserve">((fruit, </w:t>
+        <w:t>((fruit, i) =&gt; (</w:t>
+      </w:r>
+    </w:p>
+    <w:p>
+      <w:pPr>
+        <w:spacing w:after="0"/>
+        <w:rPr>
+          <w:rFonts w:cstheme="minorHAnsi"/>
+        </w:rPr>
+      </w:pPr>
+      <w:r>
+        <w:rPr>
+          <w:rFonts w:cstheme="minorHAnsi"/>
+        </w:rPr>
+        <w:t xml:space="preserve">    &lt;li key={</w:t>
       </w:r>
       <w:proofErr w:type="spellStart"/>
       <w:r>
@@ -19566,62 +19532,34 @@
         <w:rPr>
           <w:rFonts w:cstheme="minorHAnsi"/>
         </w:rPr>
-        <w:t>) =&gt; (</w:t>
-      </w:r>
-    </w:p>
-    <w:p>
-      <w:pPr>
-        <w:spacing w:after="0"/>
-        <w:rPr>
-          <w:rFonts w:cstheme="minorHAnsi"/>
-        </w:rPr>
-      </w:pPr>
-      <w:r>
-        <w:rPr>
-          <w:rFonts w:cstheme="minorHAnsi"/>
-        </w:rPr>
-        <w:t xml:space="preserve">    &lt;li key={</w:t>
+        <w:t>}&gt;</w:t>
+      </w:r>
+    </w:p>
+    <w:p>
+      <w:pPr>
+        <w:spacing w:after="0"/>
+        <w:rPr>
+          <w:rFonts w:cstheme="minorHAnsi"/>
+        </w:rPr>
+      </w:pPr>
+      <w:r>
+        <w:rPr>
+          <w:rFonts w:cstheme="minorHAnsi"/>
+        </w:rPr>
+        <w:t xml:space="preserve">      #{i + 1} — {</w:t>
       </w:r>
       <w:proofErr w:type="spellStart"/>
       <w:r>
         <w:rPr>
           <w:rFonts w:cstheme="minorHAnsi"/>
         </w:rPr>
-        <w:t>i</w:t>
+        <w:t>fruit.toUpperCase</w:t>
       </w:r>
       <w:proofErr w:type="spellEnd"/>
       <w:r>
         <w:rPr>
           <w:rFonts w:cstheme="minorHAnsi"/>
         </w:rPr>
-        <w:t>}&gt;</w:t>
-      </w:r>
-    </w:p>
-    <w:p>
-      <w:pPr>
-        <w:spacing w:after="0"/>
-        <w:rPr>
-          <w:rFonts w:cstheme="minorHAnsi"/>
-        </w:rPr>
-      </w:pPr>
-      <w:r>
-        <w:rPr>
-          <w:rFonts w:cstheme="minorHAnsi"/>
-        </w:rPr>
-        <w:t xml:space="preserve">      #{i + 1} — {</w:t>
-      </w:r>
-      <w:proofErr w:type="spellStart"/>
-      <w:r>
-        <w:rPr>
-          <w:rFonts w:cstheme="minorHAnsi"/>
-        </w:rPr>
-        <w:t>fruit.toUpperCase</w:t>
-      </w:r>
-      <w:proofErr w:type="spellEnd"/>
-      <w:r>
-        <w:rPr>
-          <w:rFonts w:cstheme="minorHAnsi"/>
-        </w:rPr>
         <w:t>()}</w:t>
       </w:r>
     </w:p>
@@ -19679,7 +19617,7 @@
           <w:rFonts w:cstheme="minorHAnsi"/>
         </w:rPr>
         <w:pict w14:anchorId="4E48096A">
-          <v:rect id="_x0000_i1039" style="width:0;height:1.5pt" o:hralign="center" o:hrstd="t" o:hr="t" fillcolor="#a0a0a0" stroked="f"/>
+          <v:rect id="_x0000_i1051" style="width:0;height:1.5pt" o:hralign="center" o:hrstd="t" o:hr="t" fillcolor="#a0a0a0" stroked="f"/>
         </w:pict>
       </w:r>
     </w:p>
@@ -20004,7 +19942,7 @@
           <w:rFonts w:cstheme="minorHAnsi"/>
         </w:rPr>
         <w:pict w14:anchorId="3C9E0A7D">
-          <v:rect id="_x0000_i1040" style="width:0;height:1.5pt" o:hralign="center" o:hrstd="t" o:hr="t" fillcolor="#a0a0a0" stroked="f"/>
+          <v:rect id="_x0000_i1052" style="width:0;height:1.5pt" o:hralign="center" o:hrstd="t" o:hr="t" fillcolor="#a0a0a0" stroked="f"/>
         </w:pict>
       </w:r>
     </w:p>
@@ -20116,7 +20054,7 @@
           <w:rFonts w:cstheme="minorHAnsi"/>
         </w:rPr>
         <w:pict w14:anchorId="1605353B">
-          <v:rect id="_x0000_i1041" style="width:0;height:1.5pt" o:hralign="center" o:hrstd="t" o:hr="t" fillcolor="#a0a0a0" stroked="f"/>
+          <v:rect id="_x0000_i1053" style="width:0;height:1.5pt" o:hralign="center" o:hrstd="t" o:hr="t" fillcolor="#a0a0a0" stroked="f"/>
         </w:pict>
       </w:r>
     </w:p>
@@ -20199,7 +20137,7 @@
           <w:rFonts w:cstheme="minorHAnsi"/>
         </w:rPr>
         <w:pict w14:anchorId="60D7C769">
-          <v:rect id="_x0000_i1042" style="width:0;height:1.5pt" o:hralign="center" o:hrstd="t" o:hr="t" fillcolor="#a0a0a0" stroked="f"/>
+          <v:rect id="_x0000_i1054" style="width:0;height:1.5pt" o:hralign="center" o:hrstd="t" o:hr="t" fillcolor="#a0a0a0" stroked="f"/>
         </w:pict>
       </w:r>
     </w:p>
@@ -20281,7 +20219,7 @@
           <w:rFonts w:cstheme="minorHAnsi"/>
         </w:rPr>
         <w:pict w14:anchorId="785651FB">
-          <v:rect id="_x0000_i1043" style="width:0;height:1.5pt" o:hralign="center" o:hrstd="t" o:hr="t" fillcolor="#a0a0a0" stroked="f"/>
+          <v:rect id="_x0000_i1055" style="width:0;height:1.5pt" o:hralign="center" o:hrstd="t" o:hr="t" fillcolor="#a0a0a0" stroked="f"/>
         </w:pict>
       </w:r>
     </w:p>
@@ -21324,27 +21262,14 @@
                             <w:r>
                               <w:t xml:space="preserve">Figure </w:t>
                             </w:r>
-                            <w:r>
-                              <w:fldChar w:fldCharType="begin"/>
-                            </w:r>
-                            <w:r>
-                              <w:instrText xml:space="preserve"> SEQ Figure \* ARABIC </w:instrText>
-                            </w:r>
-                            <w:r>
-                              <w:fldChar w:fldCharType="separate"/>
-                            </w:r>
-                            <w:r>
-                              <w:rPr>
-                                <w:noProof/>
-                              </w:rPr>
-                              <w:t>1</w:t>
-                            </w:r>
-                            <w:r>
-                              <w:rPr>
-                                <w:noProof/>
-                              </w:rPr>
-                              <w:fldChar w:fldCharType="end"/>
-                            </w:r>
+                            <w:fldSimple w:instr=" SEQ Figure \* ARABIC ">
+                              <w:r>
+                                <w:rPr>
+                                  <w:noProof/>
+                                </w:rPr>
+                                <w:t>1</w:t>
+                              </w:r>
+                            </w:fldSimple>
                             <w:r>
                               <w:t>child</w:t>
                             </w:r>
@@ -21542,27 +21467,14 @@
       <w:r>
         <w:t xml:space="preserve">Figure </w:t>
       </w:r>
-      <w:r>
-        <w:fldChar w:fldCharType="begin"/>
-      </w:r>
-      <w:r>
-        <w:instrText xml:space="preserve"> SEQ Figure \* ARABIC </w:instrText>
-      </w:r>
-      <w:r>
-        <w:fldChar w:fldCharType="separate"/>
-      </w:r>
-      <w:r>
-        <w:rPr>
-          <w:noProof/>
-        </w:rPr>
-        <w:t>2</w:t>
-      </w:r>
-      <w:r>
-        <w:rPr>
-          <w:noProof/>
-        </w:rPr>
-        <w:fldChar w:fldCharType="end"/>
-      </w:r>
+      <w:fldSimple w:instr=" SEQ Figure \* ARABIC ">
+        <w:r>
+          <w:rPr>
+            <w:noProof/>
+          </w:rPr>
+          <w:t>2</w:t>
+        </w:r>
+      </w:fldSimple>
       <w:r>
         <w:t>- Parent</w:t>
       </w:r>
@@ -22443,7 +22355,7 @@
           <w:rFonts w:cstheme="minorHAnsi"/>
         </w:rPr>
         <w:pict w14:anchorId="45929058">
-          <v:rect id="_x0000_i1044" style="width:0;height:1.5pt" o:hralign="center" o:hrstd="t" o:hr="t" fillcolor="#a0a0a0" stroked="f"/>
+          <v:rect id="_x0000_i1056" style="width:0;height:1.5pt" o:hralign="center" o:hrstd="t" o:hr="t" fillcolor="#a0a0a0" stroked="f"/>
         </w:pict>
       </w:r>
     </w:p>
@@ -23155,7 +23067,7 @@
           <w:rFonts w:cstheme="minorHAnsi"/>
         </w:rPr>
         <w:pict w14:anchorId="1F33B117">
-          <v:rect id="_x0000_i1045" style="width:0;height:1.5pt" o:hralign="center" o:hrstd="t" o:hr="t" fillcolor="#a0a0a0" stroked="f"/>
+          <v:rect id="_x0000_i1057" style="width:0;height:1.5pt" o:hralign="center" o:hrstd="t" o:hr="t" fillcolor="#a0a0a0" stroked="f"/>
         </w:pict>
       </w:r>
     </w:p>
@@ -24039,7 +23951,7 @@
           <w:rFonts w:cstheme="minorHAnsi"/>
         </w:rPr>
         <w:pict w14:anchorId="0E55DD69">
-          <v:rect id="_x0000_i1046" style="width:0;height:1.5pt" o:hralign="center" o:hrstd="t" o:hr="t" fillcolor="#a0a0a0" stroked="f"/>
+          <v:rect id="_x0000_i1058" style="width:0;height:1.5pt" o:hralign="center" o:hrstd="t" o:hr="t" fillcolor="#a0a0a0" stroked="f"/>
         </w:pict>
       </w:r>
     </w:p>
@@ -24223,7 +24135,7 @@
           <w:rFonts w:cstheme="minorHAnsi"/>
         </w:rPr>
         <w:pict w14:anchorId="0F1BB4BA">
-          <v:rect id="_x0000_i1047" style="width:0;height:1.5pt" o:hralign="center" o:hrstd="t" o:hr="t" fillcolor="#a0a0a0" stroked="f"/>
+          <v:rect id="_x0000_i1059" style="width:0;height:1.5pt" o:hralign="center" o:hrstd="t" o:hr="t" fillcolor="#a0a0a0" stroked="f"/>
         </w:pict>
       </w:r>
     </w:p>
@@ -25021,7 +24933,7 @@
           <w:rFonts w:cstheme="minorHAnsi"/>
         </w:rPr>
         <w:pict w14:anchorId="152C49F9">
-          <v:rect id="_x0000_i1048" style="width:0;height:1.5pt" o:hralign="center" o:hrstd="t" o:hr="t" fillcolor="#a0a0a0" stroked="f"/>
+          <v:rect id="_x0000_i1060" style="width:0;height:1.5pt" o:hralign="center" o:hrstd="t" o:hr="t" fillcolor="#a0a0a0" stroked="f"/>
         </w:pict>
       </w:r>
     </w:p>
@@ -25536,116 +25448,6 @@
     </w:p>
     <w:p>
       <w:pPr>
-        <w:spacing w:after="0"/>
-        <w:rPr>
-          <w:rFonts w:cstheme="minorHAnsi"/>
-        </w:rPr>
-      </w:pPr>
-    </w:p>
-    <w:p>
-      <w:pPr>
-        <w:shd w:val="clear" w:color="auto" w:fill="C5BAFF" w:themeFill="accent4"/>
-        <w:spacing w:after="0"/>
-        <w:rPr>
-          <w:rFonts w:cstheme="minorHAnsi"/>
-          <w:b/>
-          <w:bCs/>
-        </w:rPr>
-      </w:pPr>
-      <w:proofErr w:type="spellStart"/>
-      <w:r>
-        <w:rPr>
-          <w:rFonts w:cstheme="minorHAnsi"/>
-          <w:b/>
-          <w:bCs/>
-        </w:rPr>
-        <w:t>useState</w:t>
-      </w:r>
-      <w:proofErr w:type="spellEnd"/>
-      <w:r>
-        <w:rPr>
-          <w:rFonts w:cstheme="minorHAnsi"/>
-          <w:b/>
-          <w:bCs/>
-        </w:rPr>
-        <w:t>() in react JS</w:t>
-      </w:r>
-    </w:p>
-    <w:p>
-      <w:pPr>
-        <w:rPr>
-          <w:rFonts w:cstheme="minorHAnsi"/>
-          <w:b/>
-          <w:bCs/>
-        </w:rPr>
-      </w:pPr>
-    </w:p>
-    <w:p>
-      <w:pPr>
-        <w:shd w:val="clear" w:color="auto" w:fill="C5BAFF" w:themeFill="accent4"/>
-        <w:spacing w:after="0"/>
-        <w:rPr>
-          <w:rFonts w:cstheme="minorHAnsi"/>
-          <w:b/>
-          <w:bCs/>
-        </w:rPr>
-      </w:pPr>
-      <w:proofErr w:type="spellStart"/>
-      <w:r>
-        <w:rPr>
-          <w:rFonts w:cstheme="minorHAnsi"/>
-          <w:b/>
-          <w:bCs/>
-        </w:rPr>
-        <w:t>useRef</w:t>
-      </w:r>
-      <w:proofErr w:type="spellEnd"/>
-      <w:r>
-        <w:rPr>
-          <w:rFonts w:cstheme="minorHAnsi"/>
-          <w:b/>
-          <w:bCs/>
-        </w:rPr>
-        <w:t>() in react JS</w:t>
-      </w:r>
-    </w:p>
-    <w:p>
-      <w:pPr>
-        <w:rPr>
-          <w:rFonts w:cstheme="minorHAnsi"/>
-        </w:rPr>
-      </w:pPr>
-    </w:p>
-    <w:p>
-      <w:pPr>
-        <w:shd w:val="clear" w:color="auto" w:fill="C5BAFF" w:themeFill="accent4"/>
-        <w:rPr>
-          <w:rFonts w:cstheme="minorHAnsi"/>
-          <w:b/>
-          <w:bCs/>
-        </w:rPr>
-      </w:pPr>
-      <w:proofErr w:type="spellStart"/>
-      <w:r>
-        <w:rPr>
-          <w:rFonts w:cstheme="minorHAnsi"/>
-          <w:b/>
-          <w:bCs/>
-        </w:rPr>
-        <w:t>useID</w:t>
-      </w:r>
-      <w:proofErr w:type="spellEnd"/>
-      <w:r>
-        <w:rPr>
-          <w:rFonts w:cstheme="minorHAnsi"/>
-          <w:b/>
-          <w:bCs/>
-        </w:rPr>
-        <w:t>() in react JS</w:t>
-      </w:r>
-    </w:p>
-    <w:p>
-      <w:pPr>
         <w:rPr>
           <w:rFonts w:cstheme="minorHAnsi"/>
         </w:rPr>
@@ -25747,7 +25549,7 @@
           <w:rFonts w:cstheme="minorHAnsi"/>
         </w:rPr>
         <w:pict w14:anchorId="2FB6048C">
-          <v:rect id="_x0000_i1252" style="width:0;height:1.5pt" o:hralign="center" o:hrstd="t" o:hr="t" fillcolor="#a0a0a0" stroked="f"/>
+          <v:rect id="_x0000_i1061" style="width:0;height:1.5pt" o:hralign="center" o:hrstd="t" o:hr="t" fillcolor="#a0a0a0" stroked="f"/>
         </w:pict>
       </w:r>
     </w:p>
@@ -25809,7 +25611,7 @@
           <w:rFonts w:cstheme="minorHAnsi"/>
         </w:rPr>
         <w:pict w14:anchorId="74D94207">
-          <v:rect id="_x0000_i1253" style="width:0;height:1.5pt" o:hralign="center" o:hrstd="t" o:hr="t" fillcolor="#a0a0a0" stroked="f"/>
+          <v:rect id="_x0000_i1062" style="width:0;height:1.5pt" o:hralign="center" o:hrstd="t" o:hr="t" fillcolor="#a0a0a0" stroked="f"/>
         </w:pict>
       </w:r>
     </w:p>
@@ -25827,6 +25629,7 @@
           <w:rFonts w:cstheme="minorHAnsi"/>
           <w:b/>
           <w:bCs/>
+          <w:noProof/>
         </w:rPr>
         <w:drawing>
           <wp:anchor distT="0" distB="0" distL="114300" distR="114300" simplePos="0" relativeHeight="251691008" behindDoc="0" locked="0" layoutInCell="1" allowOverlap="1" wp14:anchorId="1BAAF43B" wp14:editId="41BF9F8F">
@@ -26027,7 +25830,7 @@
           <w:rFonts w:cstheme="minorHAnsi"/>
         </w:rPr>
         <w:pict w14:anchorId="7CDC9A34">
-          <v:rect id="_x0000_i1362" style="width:0;height:1.5pt" o:hralign="center" o:hrstd="t" o:hr="t" fillcolor="#a0a0a0" stroked="f"/>
+          <v:rect id="_x0000_i1063" style="width:0;height:1.5pt" o:hralign="center" o:hrstd="t" o:hr="t" fillcolor="#a0a0a0" stroked="f"/>
         </w:pict>
       </w:r>
     </w:p>
@@ -26221,7 +26024,7 @@
           <w:rFonts w:cstheme="minorHAnsi"/>
         </w:rPr>
         <w:pict w14:anchorId="3614C436">
-          <v:rect id="_x0000_i1363" style="width:0;height:1.5pt" o:hralign="center" o:hrstd="t" o:hr="t" fillcolor="#a0a0a0" stroked="f"/>
+          <v:rect id="_x0000_i1064" style="width:0;height:1.5pt" o:hralign="center" o:hrstd="t" o:hr="t" fillcolor="#a0a0a0" stroked="f"/>
         </w:pict>
       </w:r>
     </w:p>
@@ -26355,7 +26158,7 @@
           <w:rFonts w:cstheme="minorHAnsi"/>
         </w:rPr>
         <w:pict w14:anchorId="55B82741">
-          <v:rect id="_x0000_i1364" style="width:0;height:1.5pt" o:hralign="center" o:hrstd="t" o:hr="t" fillcolor="#a0a0a0" stroked="f"/>
+          <v:rect id="_x0000_i1065" style="width:0;height:1.5pt" o:hralign="center" o:hrstd="t" o:hr="t" fillcolor="#a0a0a0" stroked="f"/>
         </w:pict>
       </w:r>
     </w:p>
@@ -26389,6 +26192,7 @@
       <w:r>
         <w:rPr>
           <w:rFonts w:cstheme="minorHAnsi"/>
+          <w:noProof/>
         </w:rPr>
         <w:drawing>
           <wp:anchor distT="0" distB="0" distL="114300" distR="114300" simplePos="0" relativeHeight="251693056" behindDoc="0" locked="0" layoutInCell="1" allowOverlap="1" wp14:anchorId="0570FF4F" wp14:editId="5CE9C6CB">
@@ -26515,7 +26319,7 @@
           <w:rFonts w:cstheme="minorHAnsi"/>
         </w:rPr>
         <w:pict w14:anchorId="14C6C813">
-          <v:rect id="_x0000_i1365" style="width:0;height:1.5pt" o:hralign="center" o:hrstd="t" o:hr="t" fillcolor="#a0a0a0" stroked="f"/>
+          <v:rect id="_x0000_i1066" style="width:0;height:1.5pt" o:hralign="center" o:hrstd="t" o:hr="t" fillcolor="#a0a0a0" stroked="f"/>
         </w:pict>
       </w:r>
     </w:p>
@@ -26633,7 +26437,7 @@
           <w:rFonts w:cstheme="minorHAnsi"/>
         </w:rPr>
         <w:pict w14:anchorId="28F6441D">
-          <v:rect id="_x0000_i1366" style="width:0;height:1.5pt" o:hralign="center" o:hrstd="t" o:hr="t" fillcolor="#a0a0a0" stroked="f"/>
+          <v:rect id="_x0000_i1067" style="width:0;height:1.5pt" o:hralign="center" o:hrstd="t" o:hr="t" fillcolor="#a0a0a0" stroked="f"/>
         </w:pict>
       </w:r>
     </w:p>
@@ -26689,7 +26493,7 @@
           <w:rFonts w:cstheme="minorHAnsi"/>
         </w:rPr>
         <w:pict w14:anchorId="0A9FE3C1">
-          <v:rect id="_x0000_i1367" style="width:0;height:1.5pt" o:hralign="center" o:hrstd="t" o:hr="t" fillcolor="#a0a0a0" stroked="f"/>
+          <v:rect id="_x0000_i1068" style="width:0;height:1.5pt" o:hralign="center" o:hrstd="t" o:hr="t" fillcolor="#a0a0a0" stroked="f"/>
         </w:pict>
       </w:r>
     </w:p>
@@ -26758,54 +26562,8 @@
           <w:b/>
           <w:bCs/>
         </w:rPr>
-        <w:t>Context API and Provider Hook</w:t>
-      </w:r>
-    </w:p>
-    <w:p>
-      <w:pPr>
-        <w:rPr>
-          <w:rFonts w:cstheme="minorHAnsi"/>
-          <w:b/>
-          <w:bCs/>
-        </w:rPr>
-      </w:pPr>
-    </w:p>
-    <w:p>
-      <w:pPr>
-        <w:shd w:val="clear" w:color="auto" w:fill="C5BAFF" w:themeFill="accent4"/>
-        <w:rPr>
-          <w:rFonts w:cstheme="minorHAnsi"/>
-          <w:b/>
-          <w:bCs/>
-        </w:rPr>
-      </w:pPr>
-      <w:r>
-        <w:rPr>
-          <w:rFonts w:cstheme="minorHAnsi"/>
-          <w:b/>
-          <w:bCs/>
-        </w:rPr>
-        <w:t>Custom hook</w:t>
-      </w:r>
-    </w:p>
-    <w:p>
-      <w:pPr>
-        <w:rPr>
-          <w:rFonts w:cstheme="minorHAnsi"/>
-          <w:b/>
-          <w:bCs/>
-        </w:rPr>
-      </w:pPr>
-    </w:p>
-    <w:p>
-      <w:pPr>
-        <w:shd w:val="clear" w:color="auto" w:fill="C5BAFF" w:themeFill="accent4"/>
-        <w:rPr>
-          <w:rFonts w:cstheme="minorHAnsi"/>
-          <w:b/>
-          <w:bCs/>
-        </w:rPr>
-      </w:pPr>
+        <w:t xml:space="preserve">Function In React </w:t>
+      </w:r>
       <w:proofErr w:type="spellStart"/>
       <w:r>
         <w:rPr>
@@ -26813,17 +26571,9 @@
           <w:b/>
           <w:bCs/>
         </w:rPr>
-        <w:t>useReduce</w:t>
+        <w:t>Js</w:t>
       </w:r>
       <w:proofErr w:type="spellEnd"/>
-      <w:r>
-        <w:rPr>
-          <w:rFonts w:cstheme="minorHAnsi"/>
-          <w:b/>
-          <w:bCs/>
-        </w:rPr>
-        <w:t xml:space="preserve"> hook</w:t>
-      </w:r>
     </w:p>
     <w:sectPr>
       <w:pgSz w:w="11906" w:h="16838" w:code="9"/>
@@ -32433,6 +32183,7 @@
   <w:style w:type="character" w:default="1" w:styleId="DefaultParagraphFont">
     <w:name w:val="Default Paragraph Font"/>
     <w:uiPriority w:val="1"/>
+    <w:semiHidden/>
     <w:unhideWhenUsed/>
   </w:style>
   <w:style w:type="table" w:default="1" w:styleId="TableNormal">
